--- a/CAI_PyQt/CAI_Admin/Templates/student_list.docx
+++ b/CAI_PyQt/CAI_Admin/Templates/student_list.docx
@@ -91,27 +91,7 @@
           <w:sz w:val="20"/>
           <w:szCs w:val="20"/>
         </w:rPr>
-        <w:t xml:space="preserve">OFFICIAL </w:t>
-      </w:r>
-      <w:r>
-        <w:rPr>
-          <w:rFonts w:ascii="Inter" w:hAnsi="Inter"/>
-          <w:b/>
-          <w:bCs/>
-          <w:sz w:val="20"/>
-          <w:szCs w:val="20"/>
-        </w:rPr>
-        <w:t>STUDENT</w:t>
-      </w:r>
-      <w:r>
-        <w:rPr>
-          <w:rFonts w:ascii="Inter" w:hAnsi="Inter"/>
-          <w:b/>
-          <w:bCs/>
-          <w:sz w:val="20"/>
-          <w:szCs w:val="20"/>
-        </w:rPr>
-        <w:t xml:space="preserve"> LIST</w:t>
+        <w:t>OFFICIAL STUDENT LIST</w:t>
       </w:r>
     </w:p>
     <w:p>
@@ -119,7 +99,7 @@
         <w:pStyle w:val="Heading1"/>
         <w:numPr>
           <w:ilvl w:val="0"/>
-          <w:numId w:val="3"/>
+          <w:numId w:val="2"/>
         </w:numPr>
         <w:ind w:hanging="0" w:left="0"/>
         <w:rPr>
@@ -177,7 +157,7 @@
                           <w:p>
                             <w:pPr>
                               <w:pStyle w:val="Normal"/>
-                              <w:overflowPunct w:val="false"/>
+                              <w:overflowPunct w:val="true"/>
                               <w:bidi w:val="0"/>
                               <w:jc w:val="left"/>
                               <w:rPr>
@@ -201,7 +181,7 @@
                                 <w:rFonts w:ascii="Inter" w:hAnsi="Inter"/>
                                 <w:b/>
                                 <w:bCs/>
-                                <w:color w:val="000000"/>
+                                <w:color w:val="355269"/>
                                 <w:sz w:val="20"/>
                                 <w:szCs w:val="20"/>
                               </w:rPr>
@@ -210,7 +190,7 @@
                             <w:r>
                               <w:rPr>
                                 <w:rFonts w:ascii="Inter" w:hAnsi="Inter"/>
-                                <w:color w:val="000000"/>
+                                <w:color w:val="355269"/>
                                 <w:sz w:val="20"/>
                                 <w:szCs w:val="20"/>
                               </w:rPr>
@@ -225,7 +205,7 @@
                                 <w:rFonts w:ascii="Inter" w:hAnsi="Inter"/>
                                 <w:b/>
                                 <w:bCs/>
-                                <w:color w:val="000000"/>
+                                <w:color w:val="355269"/>
                                 <w:sz w:val="20"/>
                                 <w:szCs w:val="20"/>
                               </w:rPr>
@@ -234,7 +214,7 @@
                             <w:r>
                               <w:rPr>
                                 <w:rFonts w:ascii="Inter" w:hAnsi="Inter"/>
-                                <w:color w:val="000000"/>
+                                <w:color w:val="355269"/>
                                 <w:sz w:val="20"/>
                                 <w:szCs w:val="20"/>
                               </w:rPr>
@@ -321,7 +301,7 @@
                     <w:p>
                       <w:pPr>
                         <w:pStyle w:val="Normal"/>
-                        <w:overflowPunct w:val="false"/>
+                        <w:overflowPunct w:val="true"/>
                         <w:bidi w:val="0"/>
                         <w:jc w:val="left"/>
                         <w:rPr>
@@ -345,7 +325,7 @@
                           <w:rFonts w:ascii="Inter" w:hAnsi="Inter"/>
                           <w:b/>
                           <w:bCs/>
-                          <w:color w:val="000000"/>
+                          <w:color w:val="355269"/>
                           <w:sz w:val="20"/>
                           <w:szCs w:val="20"/>
                         </w:rPr>
@@ -354,7 +334,7 @@
                       <w:r>
                         <w:rPr>
                           <w:rFonts w:ascii="Inter" w:hAnsi="Inter"/>
-                          <w:color w:val="000000"/>
+                          <w:color w:val="355269"/>
                           <w:sz w:val="20"/>
                           <w:szCs w:val="20"/>
                         </w:rPr>
@@ -369,7 +349,7 @@
                           <w:rFonts w:ascii="Inter" w:hAnsi="Inter"/>
                           <w:b/>
                           <w:bCs/>
-                          <w:color w:val="000000"/>
+                          <w:color w:val="355269"/>
                           <w:sz w:val="20"/>
                           <w:szCs w:val="20"/>
                         </w:rPr>
@@ -378,7 +358,7 @@
                       <w:r>
                         <w:rPr>
                           <w:rFonts w:ascii="Inter" w:hAnsi="Inter"/>
-                          <w:color w:val="000000"/>
+                          <w:color w:val="355269"/>
                           <w:sz w:val="20"/>
                           <w:szCs w:val="20"/>
                         </w:rPr>
@@ -484,7 +464,7 @@
               <w:pStyle w:val="Index"/>
               <w:numPr>
                 <w:ilvl w:val="1"/>
-                <w:numId w:val="3"/>
+                <w:numId w:val="2"/>
               </w:numPr>
               <w:jc w:val="center"/>
               <w:rPr/>
@@ -560,7 +540,7 @@
               <w:pStyle w:val="Index"/>
               <w:numPr>
                 <w:ilvl w:val="1"/>
-                <w:numId w:val="3"/>
+                <w:numId w:val="2"/>
               </w:numPr>
               <w:jc w:val="center"/>
               <w:rPr/>
@@ -600,7 +580,7 @@
               <w:pStyle w:val="Index"/>
               <w:numPr>
                 <w:ilvl w:val="1"/>
-                <w:numId w:val="3"/>
+                <w:numId w:val="2"/>
               </w:numPr>
               <w:jc w:val="center"/>
               <w:rPr/>
@@ -640,7 +620,7 @@
               <w:pStyle w:val="Index"/>
               <w:numPr>
                 <w:ilvl w:val="1"/>
-                <w:numId w:val="3"/>
+                <w:numId w:val="2"/>
               </w:numPr>
               <w:jc w:val="center"/>
               <w:rPr>
@@ -682,7 +662,7 @@
               <w:pStyle w:val="TableContents"/>
               <w:numPr>
                 <w:ilvl w:val="1"/>
-                <w:numId w:val="3"/>
+                <w:numId w:val="2"/>
               </w:numPr>
               <w:jc w:val="left"/>
               <w:rPr>
@@ -734,7 +714,7 @@
               <w:pStyle w:val="TableContents"/>
               <w:numPr>
                 <w:ilvl w:val="1"/>
-                <w:numId w:val="3"/>
+                <w:numId w:val="2"/>
               </w:numPr>
               <w:jc w:val="left"/>
               <w:rPr>
@@ -1026,7 +1006,7 @@
               <w:pStyle w:val="TableContents"/>
               <w:numPr>
                 <w:ilvl w:val="1"/>
-                <w:numId w:val="3"/>
+                <w:numId w:val="2"/>
               </w:numPr>
               <w:jc w:val="left"/>
               <w:rPr>
@@ -1079,7 +1059,7 @@
               <w:pStyle w:val="TableContents"/>
               <w:numPr>
                 <w:ilvl w:val="1"/>
-                <w:numId w:val="3"/>
+                <w:numId w:val="2"/>
               </w:numPr>
               <w:jc w:val="left"/>
               <w:rPr>
@@ -1145,7 +1125,7 @@
         <w:pStyle w:val="Heading1"/>
         <w:numPr>
           <w:ilvl w:val="0"/>
-          <w:numId w:val="3"/>
+          <w:numId w:val="2"/>
         </w:numPr>
         <w:ind w:hanging="0" w:left="0"/>
         <w:rPr>
@@ -1169,7 +1149,7 @@
         <w:pStyle w:val="Heading1"/>
         <w:numPr>
           <w:ilvl w:val="0"/>
-          <w:numId w:val="3"/>
+          <w:numId w:val="2"/>
         </w:numPr>
         <w:spacing w:before="240" w:after="120"/>
         <w:ind w:hanging="0" w:left="0"/>
@@ -1345,6 +1325,7 @@
         </w:tabs>
         <w:ind w:left="0" w:hanging="0"/>
       </w:pPr>
+      <w:rPr/>
     </w:lvl>
     <w:lvl w:ilvl="1">
       <w:start w:val="1"/>
@@ -1358,6 +1339,7 @@
         </w:tabs>
         <w:ind w:left="0" w:hanging="0"/>
       </w:pPr>
+      <w:rPr/>
     </w:lvl>
     <w:lvl w:ilvl="2">
       <w:start w:val="1"/>
@@ -1371,6 +1353,7 @@
         </w:tabs>
         <w:ind w:left="0" w:hanging="0"/>
       </w:pPr>
+      <w:rPr/>
     </w:lvl>
     <w:lvl w:ilvl="3">
       <w:start w:val="1"/>
@@ -1384,6 +1367,7 @@
         </w:tabs>
         <w:ind w:left="0" w:hanging="0"/>
       </w:pPr>
+      <w:rPr/>
     </w:lvl>
     <w:lvl w:ilvl="4">
       <w:start w:val="1"/>
@@ -1397,6 +1381,7 @@
         </w:tabs>
         <w:ind w:left="0" w:hanging="0"/>
       </w:pPr>
+      <w:rPr/>
     </w:lvl>
     <w:lvl w:ilvl="5">
       <w:start w:val="1"/>
@@ -1410,6 +1395,7 @@
         </w:tabs>
         <w:ind w:left="0" w:hanging="0"/>
       </w:pPr>
+      <w:rPr/>
     </w:lvl>
     <w:lvl w:ilvl="6">
       <w:start w:val="1"/>
@@ -1423,6 +1409,7 @@
         </w:tabs>
         <w:ind w:left="0" w:hanging="0"/>
       </w:pPr>
+      <w:rPr/>
     </w:lvl>
     <w:lvl w:ilvl="7">
       <w:start w:val="1"/>
@@ -1436,6 +1423,7 @@
         </w:tabs>
         <w:ind w:left="0" w:hanging="0"/>
       </w:pPr>
+      <w:rPr/>
     </w:lvl>
     <w:lvl w:ilvl="8">
       <w:start w:val="1"/>
@@ -1449,6 +1437,7 @@
         </w:tabs>
         <w:ind w:left="0" w:hanging="0"/>
       </w:pPr>
+      <w:rPr/>
     </w:lvl>
   </w:abstractNum>
   <w:abstractNum w:abstractNumId="2">
@@ -1592,7 +1581,6 @@
         </w:tabs>
         <w:ind w:left="0" w:hanging="0"/>
       </w:pPr>
-      <w:rPr/>
     </w:lvl>
     <w:lvl w:ilvl="1">
       <w:start w:val="1"/>
@@ -1606,7 +1594,6 @@
         </w:tabs>
         <w:ind w:left="0" w:hanging="0"/>
       </w:pPr>
-      <w:rPr/>
     </w:lvl>
     <w:lvl w:ilvl="2">
       <w:start w:val="1"/>
@@ -1620,7 +1607,6 @@
         </w:tabs>
         <w:ind w:left="0" w:hanging="0"/>
       </w:pPr>
-      <w:rPr/>
     </w:lvl>
     <w:lvl w:ilvl="3">
       <w:start w:val="1"/>
@@ -1634,7 +1620,6 @@
         </w:tabs>
         <w:ind w:left="0" w:hanging="0"/>
       </w:pPr>
-      <w:rPr/>
     </w:lvl>
     <w:lvl w:ilvl="4">
       <w:start w:val="1"/>
@@ -1648,7 +1633,6 @@
         </w:tabs>
         <w:ind w:left="0" w:hanging="0"/>
       </w:pPr>
-      <w:rPr/>
     </w:lvl>
     <w:lvl w:ilvl="5">
       <w:start w:val="1"/>
@@ -1662,7 +1646,6 @@
         </w:tabs>
         <w:ind w:left="0" w:hanging="0"/>
       </w:pPr>
-      <w:rPr/>
     </w:lvl>
     <w:lvl w:ilvl="6">
       <w:start w:val="1"/>
@@ -1676,7 +1659,6 @@
         </w:tabs>
         <w:ind w:left="0" w:hanging="0"/>
       </w:pPr>
-      <w:rPr/>
     </w:lvl>
     <w:lvl w:ilvl="7">
       <w:start w:val="1"/>
@@ -1690,7 +1672,6 @@
         </w:tabs>
         <w:ind w:left="0" w:hanging="0"/>
       </w:pPr>
-      <w:rPr/>
     </w:lvl>
     <w:lvl w:ilvl="8">
       <w:start w:val="1"/>
@@ -1704,7 +1685,6 @@
         </w:tabs>
         <w:ind w:left="0" w:hanging="0"/>
       </w:pPr>
-      <w:rPr/>
     </w:lvl>
   </w:abstractNum>
   <w:num w:numId="1">
@@ -1764,7 +1744,7 @@
     <w:pPr>
       <w:numPr>
         <w:ilvl w:val="0"/>
-        <w:numId w:val="3"/>
+        <w:numId w:val="2"/>
       </w:numPr>
       <w:spacing w:before="240" w:after="120"/>
       <w:outlineLvl w:val="0"/>
@@ -1784,7 +1764,7 @@
     <w:pPr>
       <w:numPr>
         <w:ilvl w:val="1"/>
-        <w:numId w:val="3"/>
+        <w:numId w:val="2"/>
       </w:numPr>
       <w:spacing w:before="200" w:after="120"/>
       <w:outlineLvl w:val="1"/>
@@ -1804,7 +1784,7 @@
     <w:pPr>
       <w:numPr>
         <w:ilvl w:val="2"/>
-        <w:numId w:val="2"/>
+        <w:numId w:val="1"/>
       </w:numPr>
       <w:spacing w:before="140" w:after="120"/>
       <w:outlineLvl w:val="2"/>
@@ -1897,15 +1877,15 @@
       <w:bCs/>
     </w:rPr>
   </w:style>
-  <w:style w:type="paragraph" w:styleId="FrameContents">
-    <w:name w:val="Frame Contents"/>
+  <w:style w:type="paragraph" w:styleId="FrameContentsuser">
+    <w:name w:val="Frame Contents (user)"/>
     <w:basedOn w:val="Normal"/>
     <w:qFormat/>
     <w:pPr/>
     <w:rPr/>
   </w:style>
-  <w:style w:type="paragraph" w:styleId="FrameContentsuser">
-    <w:name w:val="Frame Contents (user)"/>
+  <w:style w:type="paragraph" w:styleId="FrameContents">
+    <w:name w:val="Frame Contents"/>
     <w:basedOn w:val="Normal"/>
     <w:qFormat/>
     <w:pPr/>
